--- a/fra/docx/42.content.docx
+++ b/fra/docx/42.content.docx
@@ -28,22 +28,6 @@
       </w:r>
     </w:p>
     <w:p>
-      <w:pPr>
-        <w:pStyle w:val="Heading2"/>
-      </w:pPr>
-      <w:r>
-        <w:rPr>
-          <w:lang w:val="fr_FR" w:bidi="fr_FR"/>
-        </w:rPr>
-        <w:t>License Information</w:t>
-      </w:r>
-      <w:r>
-        <w:rPr>
-          <w:lang w:val="fr_FR" w:bidi="fr_FR"/>
-        </w:rPr>
-      </w:r>
-    </w:p>
-    <w:p>
       <w:pPr/>
       <w:r>
         <w:rPr>
@@ -55,86 +39,25 @@
           <w:b/>
           <w:lang w:val="fr_FR" w:bidi="fr_FR"/>
         </w:rPr>
-        <w:t>Notes d'étude (Biblica)</w:t>
-      </w:r>
-      <w:r>
-        <w:rPr>
-          <w:lang w:val="fr_FR" w:bidi="fr_FR"/>
-        </w:rPr>
-        <w:t xml:space="preserve"> (French) is based on</w:t>
-      </w:r>
-      <w:r>
-        <w:rPr>
-          <w:lang w:val="fr_FR" w:bidi="fr_FR"/>
-        </w:rPr>
-        <w:t xml:space="preserve">: </w:t>
-      </w:r>
-      <w:r>
-        <w:rPr>
-          <w:lang w:val="fr_FR" w:bidi="fr_FR"/>
-        </w:rPr>
         <w:t>Biblica Study Notes</w:t>
       </w:r>
       <w:r>
         <w:rPr>
           <w:lang w:val="fr_FR" w:bidi="fr_FR"/>
         </w:rPr>
-        <w:t xml:space="preserve">, </w:t>
-      </w:r>
-      <w:hyperlink r:id="rId13">
-        <w:r>
-          <w:rPr>
-            <w:lang w:val="fr_FR" w:bidi="fr_FR"/>
-          </w:rPr>
-          <w:rPr>
-            <w:color w:val="0000EE"/>
-            <w:u w:val="single"/>
-          </w:rPr>
-          <w:t>Biblica Inc.</w:t>
-        </w:r>
-      </w:hyperlink>
-      <w:r>
-        <w:rPr>
-          <w:lang w:val="fr_FR" w:bidi="fr_FR"/>
-        </w:rPr>
-        <w:t xml:space="preserve">, 2023, which is licensed under a </w:t>
-      </w:r>
-      <w:hyperlink r:id="rId14">
-        <w:r>
-          <w:rPr>
-            <w:lang w:val="fr_FR" w:bidi="fr_FR"/>
-          </w:rPr>
-          <w:rPr>
-            <w:color w:val="0000EE"/>
-            <w:u w:val="single"/>
-          </w:rPr>
-          <w:t>CC BY-SA 4.0 license</w:t>
-        </w:r>
-      </w:hyperlink>
-      <w:r>
-        <w:rPr>
-          <w:lang w:val="fr_FR" w:bidi="fr_FR"/>
-        </w:rPr>
-        <w:t>.</w:t>
-      </w:r>
-      <w:r>
-        <w:rPr>
-          <w:lang w:val="fr_FR" w:bidi="fr_FR"/>
-        </w:rPr>
-      </w:r>
-    </w:p>
-    <w:p>
-      <w:pPr/>
-      <w:r>
-        <w:rPr>
-          <w:lang w:val="fr_FR" w:bidi="fr_FR"/>
-        </w:rPr>
-      </w:r>
-      <w:r>
-        <w:rPr>
-          <w:lang w:val="fr_FR" w:bidi="fr_FR"/>
-        </w:rPr>
-        <w:t>This PDF version is provided under the same license.</w:t>
+        <w:t xml:space="preserve"> © 2023 Biblica Inc. Released under CC BY-SA 4.0 license. </w:t>
+      </w:r>
+      <w:r>
+        <w:rPr>
+          <w:lang w:val="fr_FR" w:bidi="fr_FR"/>
+        </w:rPr>
+        <w:t>Biblica Study Notes</w:t>
+      </w:r>
+      <w:r>
+        <w:rPr>
+          <w:lang w:val="fr_FR" w:bidi="fr_FR"/>
+        </w:rPr>
+        <w:t xml:space="preserve"> has been adapted in the following languages: Tok Pisin, Arabic (عربي), French (Français), Hindi (हिंदी), Indonesian (Bahasa Indonesia), Portuguese (Português), Russian (Русский), Spanish (Español), Swahili (Kiswahili), and Simplified Chinese (简体中文)from Biblica Study Notes © 2023 Biblica Inc. Released under CC BY-SA 4.0 license by Mission Mutual</w:t>
       </w:r>
       <w:r>
         <w:rPr>

--- a/fra/docx/42.content.docx
+++ b/fra/docx/42.content.docx
@@ -116,26 +116,6 @@
           <w:lang w:val="fr_FR" w:bidi="fr_FR"/>
         </w:rPr>
         <w:t>LUK</w:t>
-      </w:r>
-      <w:r>
-        <w:rPr>
-          <w:lang w:val="fr_FR" w:bidi="fr_FR"/>
-        </w:rPr>
-      </w:r>
-    </w:p>
-    <w:p>
-      <w:pPr/>
-      <w:r>
-        <w:rPr>
-          <w:lang w:val="fr_FR" w:bidi="fr_FR"/>
-        </w:rPr>
-      </w:r>
-      <w:r>
-        <w:rPr>
-          <w:i/>
-          <w:lang w:val="fr_FR" w:bidi="fr_FR"/>
-        </w:rPr>
-        <w:t>Luc 1.1–4, Luc 1.5–25, Luc 1.26–38, Luc 1.39–56, Luc 1.57–80, Luc 2.1–20, Luc 2.21–38, Luc 2.39–52, Luc 3.1–14, Luc 3.15–22, Luc 3.23–38, Luc 4.1–13, Luc 4.14–30, Luc 4.31–44, Luc 5.1–16, Luc 5.17–26, Luc 5.27–39, Luc 6.1–11, Luc 6.12–26, Luc 6.27–49, Luc 7.1–17, Luc 7.18–35, Luc 7.36–50, Luc 8.1–18, Luc 8.19–21, Luc 8.22–39, Luc 8.40–56, Luc 9.1–17, Luc 9.18–27, Luc 9.28–36, Luc 9.37–50, Luc 9.51–62, Luc 10.1–24, Luc 10.25–37, Luc 10.38–42, Luc 11.1–13, Luc 11.14–26, Luc 11.27–36, Luc 11.37–54, Luc 12.1–12, Luc 12.13–34, Luc 12.35–59, Luc 13.1–9, Luc 13.10–17, Luc 13.18–30, Luc 13.31–35, Luc 14.1–14, Luc 14.15–24, Luc 14.25–35, Luc 15.1–10, Luc 15.11–32, Luc 16.1–12, Luc 16.13–18, Luc 16.19–31, Luc 17.1–10, Luc 17.11–19, Luc 17.20–37, Luc 18.1–17, Luc 18.18–30, Luc 18.31–43, Luc 19.1–10, Luc 19.11–27, Luc 19.28–46, Luc 19.47–20.19, Luc 20.20–44, Luc 20.45–21.4, Luc 21.5–36, Luc 21.37–22.6, Luc 22.7–30, Luc 22.31–46, Luc 22.47–62, Luc 22.63–23.7, Luc 23.8–25, Luc 23.26–43, Luc 23.44–56, Luc 24.1–12, Luc 24.13–35, Luc 24.36–53</w:t>
       </w:r>
       <w:r>
         <w:rPr>

--- a/fra/docx/42.content.docx
+++ b/fra/docx/42.content.docx
@@ -19,7 +19,7 @@
         <w:rPr>
           <w:lang w:val="fr_FR" w:bidi="fr_FR"/>
         </w:rPr>
-        <w:t>Resource: Notes d'étude (Biblica)</w:t>
+        <w:t>Resource: Biblica Study Notes</w:t>
       </w:r>
       <w:r>
         <w:rPr>
@@ -78,7 +78,7 @@
         <w:rPr>
           <w:lang w:val="fr_FR" w:bidi="fr_FR"/>
         </w:rPr>
-        <w:t>Notes d'étude (Biblica)</w:t>
+        <w:t>Biblica Study Notes</w:t>
       </w:r>
     </w:p>
     <w:p>
